--- a/09. Seminario de Lenguajes (Android+Kotlin)/Trabajos Prácticos/Trabajo Práctico N° 1/Trabajo Práctico N° 1 (R).docx
+++ b/09. Seminario de Lenguajes (Android+Kotlin)/Trabajos Prácticos/Trabajo Práctico N° 1/Trabajo Práctico N° 1 (R).docx
@@ -116,7 +116,21 @@
           <w:rFonts w:ascii="Times New Roman" w:eastAsiaTheme="minorEastAsia" w:hAnsi="Times New Roman" w:cs="Times New Roman"/>
           <w:sz w:val="24"/>
         </w:rPr>
-        <w:t xml:space="preserve">Ver </w:t>
+        <w:t>Ver</w:t>
+      </w:r>
+      <w:r>
+        <w:rPr>
+          <w:rFonts w:ascii="Times New Roman" w:eastAsiaTheme="minorEastAsia" w:hAnsi="Times New Roman" w:cs="Times New Roman"/>
+          <w:sz w:val="24"/>
+        </w:rPr>
+        <w:t xml:space="preserve"> proyecto</w:t>
+      </w:r>
+      <w:r>
+        <w:rPr>
+          <w:rFonts w:ascii="Times New Roman" w:eastAsiaTheme="minorEastAsia" w:hAnsi="Times New Roman" w:cs="Times New Roman"/>
+          <w:sz w:val="24"/>
+        </w:rPr>
+        <w:t xml:space="preserve"> </w:t>
       </w:r>
       <w:r>
         <w:rPr>
@@ -261,6 +275,22 @@
       <w:r>
         <w:rPr>
           <w:rFonts w:ascii="Times New Roman" w:eastAsiaTheme="minorEastAsia" w:hAnsi="Times New Roman" w:cs="Times New Roman"/>
+          <w:sz w:val="24"/>
+        </w:rPr>
+        <w:t>proyecto</w:t>
+      </w:r>
+      <w:r>
+        <w:rPr>
+          <w:rFonts w:ascii="Times New Roman" w:eastAsiaTheme="minorEastAsia" w:hAnsi="Times New Roman" w:cs="Times New Roman"/>
+          <w:i/>
+          <w:iCs/>
+          <w:sz w:val="24"/>
+        </w:rPr>
+        <w:t xml:space="preserve"> </w:t>
+      </w:r>
+      <w:r>
+        <w:rPr>
+          <w:rFonts w:ascii="Times New Roman" w:eastAsiaTheme="minorEastAsia" w:hAnsi="Times New Roman" w:cs="Times New Roman"/>
           <w:i/>
           <w:iCs/>
           <w:sz w:val="24"/>
@@ -376,7 +406,28 @@
           <w:rFonts w:ascii="Times New Roman" w:eastAsiaTheme="minorEastAsia" w:hAnsi="Times New Roman" w:cs="Times New Roman"/>
           <w:sz w:val="24"/>
         </w:rPr>
-        <w:t xml:space="preserve">Ver </w:t>
+        <w:t>Ver</w:t>
+      </w:r>
+      <w:r>
+        <w:rPr>
+          <w:rFonts w:ascii="Times New Roman" w:eastAsiaTheme="minorEastAsia" w:hAnsi="Times New Roman" w:cs="Times New Roman"/>
+          <w:sz w:val="24"/>
+        </w:rPr>
+        <w:t xml:space="preserve"> </w:t>
+      </w:r>
+      <w:r>
+        <w:rPr>
+          <w:rFonts w:ascii="Times New Roman" w:eastAsiaTheme="minorEastAsia" w:hAnsi="Times New Roman" w:cs="Times New Roman"/>
+          <w:sz w:val="24"/>
+        </w:rPr>
+        <w:t>proyecto</w:t>
+      </w:r>
+      <w:r>
+        <w:rPr>
+          <w:rFonts w:ascii="Times New Roman" w:eastAsiaTheme="minorEastAsia" w:hAnsi="Times New Roman" w:cs="Times New Roman"/>
+          <w:sz w:val="24"/>
+        </w:rPr>
+        <w:t xml:space="preserve"> </w:t>
       </w:r>
       <w:r>
         <w:rPr>
@@ -511,7 +562,39 @@
           <w:rFonts w:ascii="Times New Roman" w:eastAsiaTheme="minorEastAsia" w:hAnsi="Times New Roman" w:cs="Times New Roman"/>
           <w:sz w:val="24"/>
         </w:rPr>
-        <w:t xml:space="preserve"> representa una única pantalla con una interfaz de usuario (UI) en una aplicación Android. Es uno de los componentes fundamentales del ciclo de vida de una app.</w:t>
+        <w:t xml:space="preserve"> representa una única pantalla con una interfaz de usuario (UI) en una aplicación </w:t>
+      </w:r>
+      <w:r>
+        <w:rPr>
+          <w:rFonts w:ascii="Times New Roman" w:eastAsiaTheme="minorEastAsia" w:hAnsi="Times New Roman" w:cs="Times New Roman"/>
+          <w:i/>
+          <w:iCs/>
+          <w:sz w:val="24"/>
+        </w:rPr>
+        <w:t>Android</w:t>
+      </w:r>
+      <w:r>
+        <w:rPr>
+          <w:rFonts w:ascii="Times New Roman" w:eastAsiaTheme="minorEastAsia" w:hAnsi="Times New Roman" w:cs="Times New Roman"/>
+          <w:sz w:val="24"/>
+        </w:rPr>
+        <w:t xml:space="preserve">. Es uno de los componentes fundamentales del ciclo de vida de una </w:t>
+      </w:r>
+      <w:r>
+        <w:rPr>
+          <w:rFonts w:ascii="Times New Roman" w:eastAsiaTheme="minorEastAsia" w:hAnsi="Times New Roman" w:cs="Times New Roman"/>
+          <w:i/>
+          <w:iCs/>
+          <w:sz w:val="24"/>
+        </w:rPr>
+        <w:t>app</w:t>
+      </w:r>
+      <w:r>
+        <w:rPr>
+          <w:rFonts w:ascii="Times New Roman" w:eastAsiaTheme="minorEastAsia" w:hAnsi="Times New Roman" w:cs="Times New Roman"/>
+          <w:sz w:val="24"/>
+        </w:rPr>
+        <w:t>.</w:t>
       </w:r>
     </w:p>
     <w:p>
@@ -654,7 +737,30 @@
           <w:rFonts w:ascii="Times New Roman" w:eastAsiaTheme="minorEastAsia" w:hAnsi="Times New Roman" w:cs="Times New Roman"/>
           <w:sz w:val="24"/>
         </w:rPr>
-        <w:t xml:space="preserve"> pensar en una Activity como el controlador (</w:t>
+        <w:t xml:space="preserve"> puede</w:t>
+      </w:r>
+      <w:r>
+        <w:rPr>
+          <w:rFonts w:ascii="Times New Roman" w:eastAsiaTheme="minorEastAsia" w:hAnsi="Times New Roman" w:cs="Times New Roman"/>
+          <w:sz w:val="24"/>
+        </w:rPr>
+        <w:t xml:space="preserve"> pensar en una </w:t>
+      </w:r>
+      <w:r>
+        <w:rPr>
+          <w:rFonts w:ascii="Times New Roman" w:eastAsiaTheme="minorEastAsia" w:hAnsi="Times New Roman" w:cs="Times New Roman"/>
+          <w:i/>
+          <w:iCs/>
+          <w:sz w:val="24"/>
+        </w:rPr>
+        <w:t>Activity</w:t>
+      </w:r>
+      <w:r>
+        <w:rPr>
+          <w:rFonts w:ascii="Times New Roman" w:eastAsiaTheme="minorEastAsia" w:hAnsi="Times New Roman" w:cs="Times New Roman"/>
+          <w:sz w:val="24"/>
+        </w:rPr>
+        <w:t xml:space="preserve"> como el controlador (</w:t>
       </w:r>
       <w:r>
         <w:rPr>
@@ -1529,7 +1635,23 @@
           <w:rFonts w:ascii="Times New Roman" w:eastAsiaTheme="minorEastAsia" w:hAnsi="Times New Roman" w:cs="Times New Roman"/>
           <w:sz w:val="24"/>
         </w:rPr>
-        <w:t xml:space="preserve"> le dice al sistema operativo Android: “Cuando el usuario toque el ícono de la </w:t>
+        <w:t xml:space="preserve"> le dice al sistema operativo </w:t>
+      </w:r>
+      <w:r>
+        <w:rPr>
+          <w:rFonts w:ascii="Times New Roman" w:eastAsiaTheme="minorEastAsia" w:hAnsi="Times New Roman" w:cs="Times New Roman"/>
+          <w:i/>
+          <w:iCs/>
+          <w:sz w:val="24"/>
+        </w:rPr>
+        <w:t>Android</w:t>
+      </w:r>
+      <w:r>
+        <w:rPr>
+          <w:rFonts w:ascii="Times New Roman" w:eastAsiaTheme="minorEastAsia" w:hAnsi="Times New Roman" w:cs="Times New Roman"/>
+          <w:sz w:val="24"/>
+        </w:rPr>
+        <w:t xml:space="preserve">: “Cuando el usuario toque el ícono de la </w:t>
       </w:r>
       <w:r>
         <w:rPr>
@@ -2051,7 +2173,23 @@
           <w:rFonts w:ascii="Times New Roman" w:eastAsiaTheme="minorEastAsia" w:hAnsi="Times New Roman" w:cs="Times New Roman"/>
           <w:sz w:val="24"/>
         </w:rPr>
-        <w:t>Desde Android 12 (API 31), Google requiere</w:t>
+        <w:t xml:space="preserve">Desde </w:t>
+      </w:r>
+      <w:r>
+        <w:rPr>
+          <w:rFonts w:ascii="Times New Roman" w:eastAsiaTheme="minorEastAsia" w:hAnsi="Times New Roman" w:cs="Times New Roman"/>
+          <w:i/>
+          <w:iCs/>
+          <w:sz w:val="24"/>
+        </w:rPr>
+        <w:t>Android</w:t>
+      </w:r>
+      <w:r>
+        <w:rPr>
+          <w:rFonts w:ascii="Times New Roman" w:eastAsiaTheme="minorEastAsia" w:hAnsi="Times New Roman" w:cs="Times New Roman"/>
+          <w:sz w:val="24"/>
+        </w:rPr>
+        <w:t xml:space="preserve"> 12 (API 31), Google requiere</w:t>
       </w:r>
       <w:r>
         <w:rPr>
@@ -2895,7 +3033,28 @@
           <w:rFonts w:ascii="Times New Roman" w:eastAsiaTheme="minorEastAsia" w:hAnsi="Times New Roman" w:cs="Times New Roman"/>
           <w:lang w:val="es-AR"/>
         </w:rPr>
-        <w:t xml:space="preserve">Ver </w:t>
+        <w:t>Ver</w:t>
+      </w:r>
+      <w:r>
+        <w:rPr>
+          <w:rFonts w:ascii="Times New Roman" w:eastAsiaTheme="minorEastAsia" w:hAnsi="Times New Roman" w:cs="Times New Roman"/>
+          <w:lang w:val="es-AR"/>
+        </w:rPr>
+        <w:t xml:space="preserve"> </w:t>
+      </w:r>
+      <w:r>
+        <w:rPr>
+          <w:rFonts w:ascii="Times New Roman" w:eastAsiaTheme="minorEastAsia" w:hAnsi="Times New Roman" w:cs="Times New Roman"/>
+          <w:lang w:val="es-AR"/>
+        </w:rPr>
+        <w:t>proyecto</w:t>
+      </w:r>
+      <w:r>
+        <w:rPr>
+          <w:rFonts w:ascii="Times New Roman" w:eastAsiaTheme="minorEastAsia" w:hAnsi="Times New Roman" w:cs="Times New Roman"/>
+          <w:lang w:val="es-AR"/>
+        </w:rPr>
+        <w:t xml:space="preserve"> </w:t>
       </w:r>
       <w:r>
         <w:rPr>
@@ -3214,6 +3373,59 @@
     </w:p>
     <w:p>
       <w:pPr>
+        <w:rPr>
+          <w:rFonts w:ascii="Times New Roman" w:eastAsiaTheme="minorEastAsia" w:hAnsi="Times New Roman" w:cs="Times New Roman"/>
+          <w:sz w:val="24"/>
+        </w:rPr>
+      </w:pPr>
+      <w:r>
+        <w:rPr>
+          <w:rFonts w:ascii="Times New Roman" w:eastAsiaTheme="minorEastAsia" w:hAnsi="Times New Roman" w:cs="Times New Roman"/>
+          <w:sz w:val="24"/>
+        </w:rPr>
+        <w:t>Lo que se observa al</w:t>
+      </w:r>
+      <w:r>
+        <w:rPr>
+          <w:rFonts w:ascii="Times New Roman" w:eastAsiaTheme="minorEastAsia" w:hAnsi="Times New Roman" w:cs="Times New Roman"/>
+          <w:sz w:val="24"/>
+        </w:rPr>
+        <w:t xml:space="preserve"> iniciar la </w:t>
+      </w:r>
+      <w:r>
+        <w:rPr>
+          <w:rFonts w:ascii="Times New Roman" w:eastAsiaTheme="minorEastAsia" w:hAnsi="Times New Roman" w:cs="Times New Roman"/>
+          <w:i/>
+          <w:iCs/>
+          <w:sz w:val="24"/>
+        </w:rPr>
+        <w:t>app</w:t>
+      </w:r>
+      <w:r>
+        <w:rPr>
+          <w:rFonts w:ascii="Times New Roman" w:eastAsiaTheme="minorEastAsia" w:hAnsi="Times New Roman" w:cs="Times New Roman"/>
+          <w:sz w:val="24"/>
+        </w:rPr>
+        <w:t xml:space="preserve"> en el emulador es</w:t>
+      </w:r>
+      <w:r>
+        <w:rPr>
+          <w:rFonts w:ascii="Times New Roman" w:eastAsiaTheme="minorEastAsia" w:hAnsi="Times New Roman" w:cs="Times New Roman"/>
+          <w:sz w:val="24"/>
+        </w:rPr>
+        <w:t>:</w:t>
+      </w:r>
+    </w:p>
+    <w:p>
+      <w:pPr>
+        <w:rPr>
+          <w:rFonts w:ascii="Times New Roman" w:eastAsiaTheme="minorEastAsia" w:hAnsi="Times New Roman" w:cs="Times New Roman"/>
+          <w:sz w:val="24"/>
+        </w:rPr>
+      </w:pPr>
+    </w:p>
+    <w:p>
+      <w:pPr>
         <w:pStyle w:val="Prrafodelista"/>
         <w:numPr>
           <w:ilvl w:val="0"/>
@@ -3229,23 +3441,39 @@
           <w:rFonts w:ascii="Times New Roman" w:eastAsiaTheme="minorEastAsia" w:hAnsi="Times New Roman" w:cs="Times New Roman"/>
           <w:sz w:val="24"/>
         </w:rPr>
-        <w:t xml:space="preserve">Se inicia la </w:t>
-      </w:r>
-      <w:r>
-        <w:rPr>
-          <w:rFonts w:ascii="Times New Roman" w:eastAsiaTheme="minorEastAsia" w:hAnsi="Times New Roman" w:cs="Times New Roman"/>
-          <w:i/>
-          <w:iCs/>
-          <w:sz w:val="24"/>
-        </w:rPr>
-        <w:t>app</w:t>
-      </w:r>
-      <w:r>
-        <w:rPr>
-          <w:rFonts w:ascii="Times New Roman" w:eastAsiaTheme="minorEastAsia" w:hAnsi="Times New Roman" w:cs="Times New Roman"/>
-          <w:sz w:val="24"/>
-        </w:rPr>
-        <w:t xml:space="preserve"> en el emulador.</w:t>
+        <w:t xml:space="preserve">Se muestra su </w:t>
+      </w:r>
+      <w:r>
+        <w:rPr>
+          <w:rFonts w:ascii="Times New Roman" w:eastAsiaTheme="minorEastAsia" w:hAnsi="Times New Roman" w:cs="Times New Roman"/>
+          <w:i/>
+          <w:iCs/>
+          <w:sz w:val="24"/>
+        </w:rPr>
+        <w:t>MainActivity</w:t>
+      </w:r>
+      <w:r>
+        <w:rPr>
+          <w:rFonts w:ascii="Times New Roman" w:eastAsiaTheme="minorEastAsia" w:hAnsi="Times New Roman" w:cs="Times New Roman"/>
+          <w:sz w:val="24"/>
+        </w:rPr>
+        <w:t xml:space="preserve"> con un botón que dice </w:t>
+      </w:r>
+      <w:r>
+        <w:rPr>
+          <w:rFonts w:ascii="Times New Roman" w:eastAsiaTheme="minorEastAsia" w:hAnsi="Times New Roman" w:cs="Times New Roman"/>
+          <w:i/>
+          <w:iCs/>
+          <w:sz w:val="24"/>
+        </w:rPr>
+        <w:t>“Click”</w:t>
+      </w:r>
+      <w:r>
+        <w:rPr>
+          <w:rFonts w:ascii="Times New Roman" w:eastAsiaTheme="minorEastAsia" w:hAnsi="Times New Roman" w:cs="Times New Roman"/>
+          <w:sz w:val="24"/>
+        </w:rPr>
+        <w:t>.</w:t>
       </w:r>
     </w:p>
     <w:p>
@@ -3265,79 +3493,14 @@
           <w:rFonts w:ascii="Times New Roman" w:eastAsiaTheme="minorEastAsia" w:hAnsi="Times New Roman" w:cs="Times New Roman"/>
           <w:sz w:val="24"/>
         </w:rPr>
-        <w:t xml:space="preserve">Se muestra su </w:t>
-      </w:r>
-      <w:r>
-        <w:rPr>
-          <w:rFonts w:ascii="Times New Roman" w:eastAsiaTheme="minorEastAsia" w:hAnsi="Times New Roman" w:cs="Times New Roman"/>
-          <w:i/>
-          <w:iCs/>
-          <w:sz w:val="24"/>
-        </w:rPr>
-        <w:t>MainActivity</w:t>
-      </w:r>
-      <w:r>
-        <w:rPr>
-          <w:rFonts w:ascii="Times New Roman" w:eastAsiaTheme="minorEastAsia" w:hAnsi="Times New Roman" w:cs="Times New Roman"/>
-          <w:sz w:val="24"/>
-        </w:rPr>
-        <w:t xml:space="preserve"> con un botón que dice </w:t>
-      </w:r>
-      <w:r>
-        <w:rPr>
-          <w:rFonts w:ascii="Times New Roman" w:eastAsiaTheme="minorEastAsia" w:hAnsi="Times New Roman" w:cs="Times New Roman"/>
-          <w:i/>
-          <w:iCs/>
-          <w:sz w:val="24"/>
-        </w:rPr>
-        <w:t>“Click”</w:t>
-      </w:r>
-      <w:r>
-        <w:rPr>
-          <w:rFonts w:ascii="Times New Roman" w:eastAsiaTheme="minorEastAsia" w:hAnsi="Times New Roman" w:cs="Times New Roman"/>
-          <w:sz w:val="24"/>
-        </w:rPr>
-        <w:t>.</w:t>
-      </w:r>
-    </w:p>
-    <w:p>
-      <w:pPr>
-        <w:pStyle w:val="Prrafodelista"/>
-        <w:numPr>
-          <w:ilvl w:val="0"/>
-          <w:numId w:val="8"/>
-        </w:numPr>
-        <w:rPr>
-          <w:rFonts w:ascii="Times New Roman" w:eastAsiaTheme="minorEastAsia" w:hAnsi="Times New Roman" w:cs="Times New Roman"/>
-          <w:sz w:val="24"/>
-        </w:rPr>
-      </w:pPr>
-      <w:r>
-        <w:rPr>
-          <w:rFonts w:ascii="Times New Roman" w:eastAsiaTheme="minorEastAsia" w:hAnsi="Times New Roman" w:cs="Times New Roman"/>
-          <w:sz w:val="24"/>
-        </w:rPr>
-        <w:t>Se toca el botón.</w:t>
-      </w:r>
-    </w:p>
-    <w:p>
-      <w:pPr>
-        <w:pStyle w:val="Prrafodelista"/>
-        <w:numPr>
-          <w:ilvl w:val="0"/>
-          <w:numId w:val="8"/>
-        </w:numPr>
-        <w:rPr>
-          <w:rFonts w:ascii="Times New Roman" w:eastAsiaTheme="minorEastAsia" w:hAnsi="Times New Roman" w:cs="Times New Roman"/>
-          <w:sz w:val="24"/>
-        </w:rPr>
-      </w:pPr>
-      <w:r>
-        <w:rPr>
-          <w:rFonts w:ascii="Times New Roman" w:eastAsiaTheme="minorEastAsia" w:hAnsi="Times New Roman" w:cs="Times New Roman"/>
-          <w:sz w:val="24"/>
-        </w:rPr>
-        <w:t xml:space="preserve">Se abre </w:t>
+        <w:t>Al tocar el botón, se</w:t>
+      </w:r>
+      <w:r>
+        <w:rPr>
+          <w:rFonts w:ascii="Times New Roman" w:eastAsiaTheme="minorEastAsia" w:hAnsi="Times New Roman" w:cs="Times New Roman"/>
+          <w:sz w:val="24"/>
+        </w:rPr>
+        <w:t xml:space="preserve"> abre </w:t>
       </w:r>
       <w:r>
         <w:rPr>
@@ -28293,6 +28456,7 @@
   <w:style w:type="character" w:default="1" w:styleId="Fuentedeprrafopredeter">
     <w:name w:val="Default Paragraph Font"/>
     <w:uiPriority w:val="1"/>
+    <w:semiHidden/>
     <w:unhideWhenUsed/>
   </w:style>
   <w:style w:type="table" w:default="1" w:styleId="Tablanormal">
